--- a/lesson-plans/demo-lesson-starter-toys.docx
+++ b/lesson-plans/demo-lesson-starter-toys.docx
@@ -225,7 +225,7 @@
                 <w:b w:val="0"/>
                 <w:sz w:val="18"/>
               </w:rPr>
-              <w:t>知道 B 的名字是 bee、声音是 /b/；能把 ball、balloon、bear、teddy、truck、top 分到 /b/ 篮子或 /t/ 篮子</w:t>
+              <w:t>知道 B 的名字是 bee、声音是 /b/；能把 ball、balloon、bear、blocks、teddy、top 分到 /b/ 篮子或 /t/ 篮子</w:t>
             </w:r>
           </w:p>
         </w:tc>
@@ -281,7 +281,7 @@
                 <w:b w:val="0"/>
                 <w:sz w:val="18"/>
               </w:rPr>
-              <w:t>跟着指读 RAZ aa《Toys》，自己读出 1 页 "The ball."</w:t>
+              <w:t>跟着指读 RAZ aa《Toys》，自己读出 1 页 "The bear." / "The kite." / "The robot."</w:t>
             </w:r>
           </w:p>
         </w:tc>
@@ -447,7 +447,7 @@
                 <w:b w:val="0"/>
                 <w:sz w:val="18"/>
               </w:rPr>
-              <w:t>ball, balloon, teddy bear, doll, truck, top（陀螺）</w:t>
+              <w:t>ball, balloon, teddy bear, kite, robot, top（陀螺）</w:t>
             </w:r>
           </w:p>
         </w:tc>
@@ -465,7 +465,7 @@
                 <w:b w:val="0"/>
                 <w:sz w:val="18"/>
               </w:rPr>
-              <w:t>6 个，每个有实物；Starter p.20–21 的 8 词里去掉 kite、car、robot，加入 top 为 /t/ 服务</w:t>
+              <w:t>6 个，每个有实物；Starter p.20–21 的 8 词里去掉 doll、car、truck，加入 top 为 /t/ 服务。其中 bear、kite、robot 三个词同时出现在绘本《Toys》里（the bear, the kite, the robot）</w:t>
             </w:r>
           </w:p>
         </w:tc>
@@ -503,7 +503,7 @@
                 <w:b w:val="0"/>
                 <w:sz w:val="18"/>
               </w:rPr>
-              <w:t>kite, car, robot（出现在绘本或 Starter 大图中时顺带说）</w:t>
+              <w:t>绘本里的另外 5 个词：blocks, paint, drum, plane, wagon；Starter 大图里的 doll, car, truck</w:t>
             </w:r>
           </w:p>
         </w:tc>
@@ -521,7 +521,7 @@
                 <w:b w:val="0"/>
                 <w:sz w:val="18"/>
               </w:rPr>
-              <w:t>不考</w:t>
+              <w:t>老师读、孩子指图即可，不考</w:t>
             </w:r>
           </w:p>
         </w:tc>
@@ -615,7 +615,7 @@
                 <w:b w:val="0"/>
                 <w:sz w:val="18"/>
               </w:rPr>
-              <w:t>/b/：ball, balloon, bear, bus, book　/t/：teddy, truck, top, ten, table</w:t>
+              <w:t>/b/：ball, balloon, bear, bus, book　/t/：teddy, top, ten, table, truck（图卡）</w:t>
             </w:r>
           </w:p>
         </w:tc>
@@ -727,7 +727,7 @@
                 <w:b w:val="0"/>
                 <w:sz w:val="18"/>
               </w:rPr>
-              <w:t>RAZ aa《Toys》："The ___."（ball, doll, car, truck, teddy bear…）</w:t>
+              <w:t>RAZ aa《Toys》8 页：the blocks, the bear, the paint, the drum, the plane, the wagon, the kite, the robot</w:t>
             </w:r>
           </w:p>
         </w:tc>
@@ -745,7 +745,7 @@
                 <w:b w:val="0"/>
                 <w:sz w:val="18"/>
               </w:rPr>
-              <w:t>高频词 the；指读</w:t>
+              <w:t>高频词 the；指读；bear / kite / robot 三页是孩子要能独立读出的页</w:t>
             </w:r>
           </w:p>
         </w:tc>
@@ -951,7 +951,7 @@
                 <w:b w:val="0"/>
                 <w:sz w:val="17"/>
               </w:rPr>
-              <w:t>玩具小卡车（truck）×1</w:t>
+              <w:t>小风筝（kite）×1（迷你风筝或风筝形状的挂件 / 卡纸风筝均可）</w:t>
             </w:r>
           </w:p>
           <w:p>
@@ -963,7 +963,7 @@
                 <w:b w:val="0"/>
                 <w:sz w:val="17"/>
               </w:rPr>
-              <w:t>娃娃（doll）×1，30 cm 左右</w:t>
+              <w:t>玩具机器人（robot）×1，会走或发光更好</w:t>
             </w:r>
           </w:p>
           <w:p>
@@ -1416,7 +1416,7 @@
                 <w:b w:val="0"/>
                 <w:sz w:val="17"/>
               </w:rPr>
-              <w:t>ball, balloon, teddy bear, doll, truck, top</w:t>
+              <w:t>ball, balloon, teddy bear, kite, robot, top</w:t>
             </w:r>
           </w:p>
         </w:tc>
@@ -2617,7 +2617,7 @@
                 <w:color w:val="8A5A00"/>
                 <w:sz w:val="17"/>
               </w:rPr>
-              <w:t>※ 出场顺序：ball → balloon（相似音开头，顺势说"都是 b 开头"但先不展开）→ teddy bear → doll → truck → top（陀螺当场转一下，孩子会尖叫，这个词记得最牢）</w:t>
+              <w:t>※ 出场顺序：ball → balloon（相似音开头，顺势说"都是 b 开头"但先不展开）→ teddy bear → kite（举高做放风筝动作）→ robot（机器人走路，孩子跟学）→ top（陀螺当场转一下，孩子会尖叫，这个词记得最牢）</w:t>
             </w:r>
           </w:p>
           <w:p>
@@ -3082,7 +3082,7 @@
                 <w:b w:val="0"/>
                 <w:sz w:val="17"/>
               </w:rPr>
-              <w:t>玩具放回袋子，老师只摸不看："Is it a teddy bear?"（点头手势）"Yes, it is!" 再摸："Is it a ball? …No, it isn't. It's a doll."（摇头手势）示范 3 次，让孩子跟说 Yes, it is. / No, it isn't. 各 3 遍</w:t>
+              <w:t>玩具放回袋子，老师只摸不看："Is it a teddy bear?"（点头手势）"Yes, it is!" 再摸："Is it a ball? …No, it isn't. It's a robot."（摇头手势）示范 3 次，让孩子跟说 Yes, it is. / No, it isn't. 各 3 遍</w:t>
             </w:r>
           </w:p>
         </w:tc>
@@ -3421,7 +3421,7 @@
                 <w:b w:val="0"/>
                 <w:sz w:val="17"/>
               </w:rPr>
-              <w:t>揭开 Tt："Name: T. Sound: /t/ /t/ /t/."（手指放唇前感受气流）"teddy—/t/! truck—/t/! top—/t/!"（再转一下陀螺）</w:t>
+              <w:t>揭开 Tt："Name: T. Sound: /t/ /t/ /t/."（手指放唇前感受气流）"teddy—/t/! top—/t/! ten—/t/!"（举 10 根手指）（再转一下陀螺）</w:t>
             </w:r>
           </w:p>
         </w:tc>
@@ -3496,7 +3496,7 @@
                 <w:b w:val="0"/>
                 <w:sz w:val="17"/>
               </w:rPr>
-              <w:t>地上两个篮子。老师举玩具或词卡说词："ball… /b/ or /t/?" 孩子齐说音，再请一人把它放进篮子。10 个词：ball, balloon, bear, bus（图卡）, book（实物）/ teddy, truck, top, ten（手指）, table（拍桌子）</w:t>
+              <w:t>地上两个篮子。老师举玩具或词卡说词："ball… /b/ or /t/?" 孩子齐说音，再请一人把它放进篮子。10 个词：ball, balloon, bear, blocks（翻开绘本第 1 页）, book（实物）/ teddy, top, ten（手指）, table（拍桌子）, truck（图卡）</w:t>
             </w:r>
           </w:p>
         </w:tc>
@@ -3910,7 +3910,7 @@
                 <w:b w:val="0"/>
                 <w:sz w:val="17"/>
               </w:rPr>
-              <w:t>逐页用手指指着每个词读："The… ball."（the 轻、ball 重）每页读 2 遍，第 2 遍读 "The…" 停住让孩子接玩具词</w:t>
+              <w:t>逐页用手指指着每个词读："The… blocks."（the 轻、blocks 重）每页读 2 遍，第 2 遍读 "The…" 停住：bear / kite / robot 三页让孩子接词，其余 5 页（blocks, paint, drum, plane, wagon）老师自己读出并用动作演示（搭积木、刷油漆、敲鼓、飞机飞、拉车）</w:t>
             </w:r>
           </w:p>
         </w:tc>
@@ -3928,7 +3928,7 @@
                 <w:b w:val="0"/>
                 <w:sz w:val="17"/>
               </w:rPr>
-              <w:t>接词：ball! doll! truck!…</w:t>
+              <w:t>接词：bear! kite! robot!；其他页跟做动作</w:t>
             </w:r>
           </w:p>
         </w:tc>
@@ -3947,7 +3947,7 @@
                 <w:color w:val="8A5A00"/>
                 <w:sz w:val="17"/>
               </w:rPr>
-              <w:t>※ 书中如有未学词（如 kite, car），老师直接读出，不停下来教</w:t>
+              <w:t>※ 不教也不考那 5 个词，只让孩子"听懂并指"；这正是绘本"接触自然语言"的作用——书里有课堂之外的词，很正常</w:t>
             </w:r>
           </w:p>
         </w:tc>
@@ -4135,7 +4135,7 @@
                 <w:b w:val="0"/>
                 <w:sz w:val="17"/>
               </w:rPr>
-              <w:t>"Find /b/ toys in the book!"（ball, bear）"Find /t/ toys!"（truck, top, teddy）孩子翻书找并贴小星星</w:t>
+              <w:t>"Find /b/ toys in the book!"（bear, blocks——两页）"Where's the /t/…? No /t/ toys in this book!"（孩子发现没有，老师拿出陀螺："But we have a top!"）孩子翻书找并贴小星星</w:t>
             </w:r>
           </w:p>
         </w:tc>
@@ -4474,7 +4474,7 @@
                 <w:b w:val="0"/>
                 <w:sz w:val="17"/>
               </w:rPr>
-              <w:t>每人 30–40 秒：老师问 "What is it?" → 孩子答整句 → 老师举书翻到对应玩具页 → 孩子读 "The ___." → 全班鼓掌说 "Yes! It's a ___!" → 发贴纸贴到奖状卡</w:t>
+              <w:t>每人 30–40 秒：老师问 "What is it?" → 孩子答整句 → 老师举书：拿 bear / kite / robot 的孩子翻到对应页读 "The ___."，拿 ball / balloon / top 的孩子任选 bear、kite、robot 一页读 → 全班鼓掌说 "Yes! It's a ___!" → 发贴纸贴到奖状卡</w:t>
             </w:r>
           </w:p>
         </w:tc>
@@ -4860,6 +4860,72 @@
         <w:spacing w:after="40"/>
       </w:pPr>
     </w:p>
+    <w:tbl>
+      <w:tblPr>
+        <w:tblStyle w:val="TableGrid"/>
+        <w:tblW w:type="auto" w:w="0"/>
+        <w:tblLook w:firstColumn="1" w:firstRow="1" w:lastColumn="0" w:lastRow="0" w:noHBand="0" w:noVBand="1" w:val="04A0"/>
+      </w:tblPr>
+      <w:tblGrid>
+        <w:gridCol w:w="9978"/>
+      </w:tblGrid>
+      <w:tr>
+        <w:tc>
+          <w:tcPr>
+            <w:tcW w:type="dxa" w:w="9978"/>
+            <w:shd w:val="clear" w:color="auto" w:fill="FFF9E6"/>
+          </w:tcPr>
+          <w:p>
+            <w:r/>
+            <w:r>
+              <w:rPr>
+                <w:b/>
+                <w:sz w:val="20"/>
+              </w:rPr>
+              <w:t>关于绘本《Toys》与课堂词的重合度</w:t>
+            </w:r>
+          </w:p>
+          <w:p>
+            <w:pPr>
+              <w:spacing w:after="20"/>
+            </w:pPr>
+            <w:r>
+              <w:rPr>
+                <w:sz w:val="19"/>
+              </w:rPr>
+              <w:t>《Toys》8 页：the blocks, the bear, the paint, the drum, the plane, the wagon, the kite, the robot。与本课 6 个核心词重合 3 个（bear, kite, robot），因此核心词已按绘本调整（去掉 doll、truck，换成 kite、robot）。</w:t>
+            </w:r>
+          </w:p>
+          <w:p>
+            <w:pPr>
+              <w:spacing w:after="20"/>
+            </w:pPr>
+            <w:r>
+              <w:rPr>
+                <w:sz w:val="19"/>
+              </w:rPr>
+              <w:t>其余 5 个词处理：老师读 + 动作演示，孩子听懂并指图，不说不考。aa 级分级读物的作用本来就是"接触课堂之外的自然语言"，一本书里有一半词课上没教过是正常状态；孩子能读出的是句式 The ___. 和自己认识的 3 页，这就足够有成就感。</w:t>
+            </w:r>
+          </w:p>
+          <w:p>
+            <w:pPr>
+              <w:spacing w:after="20"/>
+            </w:pPr>
+            <w:r>
+              <w:rPr>
+                <w:sz w:val="19"/>
+              </w:rPr>
+              <w:t>为什么不换书：RAZ aa 级里以玩具为主题的只有这一本；换成其他 aa 书（Big / Little / The Classroom 等）话题就对不上道具。若希望重合度更高，可在课后把孩子"玩具秀"的照片做成一本 8 页的班级小书《Our Toys》（The ball. The balloon. The top.…）作为第 2 次课的朗读材料。</w:t>
+            </w:r>
+          </w:p>
+        </w:tc>
+      </w:tr>
+    </w:tbl>
+    <w:p>
+      <w:pPr>
+        <w:spacing w:after="40"/>
+      </w:pPr>
+    </w:p>
     <w:p>
       <w:pPr>
         <w:spacing w:before="240" w:after="80"/>
@@ -5181,7 +5247,7 @@
         <w:rPr>
           <w:sz w:val="19"/>
         </w:rPr>
-        <w:t>今天学了：ball, balloon, teddy bear, doll, truck, top；句子 What is it? It's a ___. / Is it a…? Yes, it is. / No, it isn't.；字母声音 B = /b/，T = /t/；绘本《Toys》。</w:t>
+        <w:t>今天学了：ball, balloon, teddy bear, kite, robot, top；句子 What is it? It's a ___. / Is it a…? Yes, it is. / No, it isn't.；字母声音 B = /b/，T = /t/；绘本《Toys》。</w:t>
       </w:r>
     </w:p>
     <w:p>

--- a/lesson-plans/demo-lesson-starter-toys.docx
+++ b/lesson-plans/demo-lesson-starter-toys.docx
@@ -1692,7 +1692,7 @@
                 <w:b w:val="0"/>
                 <w:sz w:val="17"/>
               </w:rPr>
-              <w:t>The ball. The doll…（指读）</w:t>
+              <w:t>The bear. The kite. The robot…（指读）</w:t>
             </w:r>
           </w:p>
         </w:tc>
@@ -3985,7 +3985,7 @@
                 <w:b w:val="0"/>
                 <w:sz w:val="17"/>
               </w:rPr>
-              <w:t>举 the 词卡："This little word is the. The ball, the doll. Find the on this page!" 请孩子指出每页的 the</w:t>
+              <w:t>举 the 词卡："This little word is the. The bear, the kite. Find the on this page!" 请孩子指出每页的 the</w:t>
             </w:r>
           </w:p>
         </w:tc>
@@ -4511,7 +4511,7 @@
                 <w:color w:val="8A5A00"/>
                 <w:sz w:val="17"/>
               </w:rPr>
-              <w:t>※ 挑战档（能力强的孩子）：老师追问 "Is it a doll?" 让他答 No, it isn't. It's a ___. 基础档：说出玩具词 + 跟读一页即可，贴纸相同</w:t>
+              <w:t>※ 挑战档（能力强的孩子）：老师追问 "Is it a kite?" 让他答 No, it isn't. It's a ___. 基础档：说出玩具词 + 跟读一页即可，贴纸相同</w:t>
             </w:r>
           </w:p>
         </w:tc>

--- a/lesson-plans/demo-lesson-starter-toys.docx
+++ b/lesson-plans/demo-lesson-starter-toys.docx
@@ -897,7 +897,7 @@
                 <w:b w:val="0"/>
                 <w:sz w:val="17"/>
               </w:rPr>
-              <w:t>手套玩偶（给它起名 Bobo——名字自带 /b/）</w:t>
+              <w:t>手套玩偶（Momo，绿色鳄鱼）</w:t>
             </w:r>
           </w:p>
           <w:p>
@@ -922,6 +922,18 @@
                 <w:sz w:val="17"/>
               </w:rPr>
               <w:t>贴纸</w:t>
+            </w:r>
+          </w:p>
+          <w:p>
+            <w:pPr>
+              <w:spacing w:after="0" w:line="252" w:lineRule="auto"/>
+            </w:pPr>
+            <w:r>
+              <w:rPr>
+                <w:b w:val="0"/>
+                <w:sz w:val="17"/>
+              </w:rPr>
+              <w:t>开场探针用：图卡 4 张（apple, cat, dog, ball）、字母卡 s / t、词卡 cat、分级观察表 1 张</w:t>
             </w:r>
           </w:p>
         </w:tc>
@@ -1140,7 +1152,7 @@
         <w:rPr>
           <w:sz w:val="19"/>
         </w:rPr>
-        <w:t>白板写好：日期、Bobo 的名字、Bb Tt 两个字母（先用纸盖住）。</w:t>
+        <w:t>白板写好：日期、Momo 的名字、Bb Tt 两个字母（先用纸盖住）。</w:t>
       </w:r>
     </w:p>
     <w:p>
@@ -1288,7 +1300,7 @@
                 <w:b w:val="0"/>
                 <w:sz w:val="17"/>
               </w:rPr>
-              <w:t>0–5</w:t>
+              <w:t>0–7</w:t>
             </w:r>
           </w:p>
         </w:tc>
@@ -1306,7 +1318,7 @@
                 <w:b w:val="0"/>
                 <w:sz w:val="17"/>
               </w:rPr>
-              <w:t>① Hello Bobo！问候与常规</w:t>
+              <w:t>① Hello Momo！问候 + 分级探针</w:t>
             </w:r>
           </w:p>
         </w:tc>
@@ -1324,7 +1336,7 @@
                 <w:b w:val="0"/>
                 <w:sz w:val="17"/>
               </w:rPr>
-              <w:t>Hello! I'm ___.；Stand up / Sit down</w:t>
+              <w:t>I'm ___. I'm six. Yes/No；听指令</w:t>
             </w:r>
           </w:p>
         </w:tc>
@@ -1342,7 +1354,7 @@
                 <w:b w:val="0"/>
                 <w:sz w:val="17"/>
               </w:rPr>
-              <w:t>手套玩偶、Hello Song</w:t>
+              <w:t>Momo、4 张图卡、字母卡 s t、观察表</w:t>
             </w:r>
           </w:p>
         </w:tc>
@@ -1360,7 +1372,7 @@
                 <w:b w:val="0"/>
                 <w:sz w:val="17"/>
               </w:rPr>
-              <w:t>每个孩子被 Bobo 问 1 次，全班齐答 2 次</w:t>
+              <w:t>每人被 Momo 问 3 句；6 个探针形成观察表</w:t>
             </w:r>
           </w:p>
         </w:tc>
@@ -1380,7 +1392,7 @@
                 <w:b w:val="0"/>
                 <w:sz w:val="17"/>
               </w:rPr>
-              <w:t>5–17</w:t>
+              <w:t>7–17</w:t>
             </w:r>
           </w:p>
         </w:tc>
@@ -1876,7 +1888,7 @@
                 <w:b w:val="0"/>
                 <w:sz w:val="17"/>
               </w:rPr>
-              <w:t>Goodbye, Bobo!</w:t>
+              <w:t>Goodbye, Momo!</w:t>
             </w:r>
           </w:p>
         </w:tc>
@@ -1963,7 +1975,21 @@
           <w:color w:val="C0504D"/>
           <w:sz w:val="24"/>
         </w:rPr>
-        <w:t>① Hello Bobo！问候与常规（0–5 分钟）</w:t>
+        <w:t>① Hello Momo！问候 + 7 分钟分级探针（0–7 分钟）</w:t>
+      </w:r>
+    </w:p>
+    <w:p>
+      <w:pPr>
+        <w:spacing w:after="60" w:before="0"/>
+      </w:pPr>
+      <w:r>
+        <w:rPr>
+          <w:b w:val="0"/>
+          <w:i w:val="0"/>
+          <w:color w:val="444444"/>
+          <w:sz w:val="19"/>
+        </w:rPr>
+        <w:t>设计思路：开场仍然是"打招呼 + 常规"，孩子和家长感受到的是热身游戏；但每一步都是一个难度递增的"探针"，7 分钟结束时老师手里有一张每个孩子的观察表，据此决定今天走 A 还是 B 路线（见本节末"分级观察表"）。探针全部由 Momo 发问，答不出就立刻由 Momo 示范兜底，孩子不会有挫败感。</w:t>
       </w:r>
     </w:p>
     <w:tbl>
@@ -1996,7 +2022,7 @@
             <w:r>
               <w:rPr>
                 <w:b/>
-                <w:sz w:val="17"/>
+                <w:sz w:val="16"/>
               </w:rPr>
               <w:t>步骤</w:t>
             </w:r>
@@ -2004,7 +2030,7 @@
         </w:tc>
         <w:tc>
           <w:tcPr>
-            <w:tcW w:type="dxa" w:w="4195"/>
+            <w:tcW w:type="dxa" w:w="3855"/>
             <w:shd w:val="clear" w:color="auto" w:fill="DCE6F1"/>
           </w:tcPr>
           <w:p>
@@ -2015,15 +2041,15 @@
             <w:r>
               <w:rPr>
                 <w:b/>
-                <w:sz w:val="17"/>
-              </w:rPr>
-              <w:t>T 老师</w:t>
+                <w:sz w:val="16"/>
+              </w:rPr>
+              <w:t>T 老师 / Momo</w:t>
             </w:r>
           </w:p>
         </w:tc>
         <w:tc>
           <w:tcPr>
-            <w:tcW w:type="dxa" w:w="2268"/>
+            <w:tcW w:type="dxa" w:w="2041"/>
             <w:shd w:val="clear" w:color="auto" w:fill="DCE6F1"/>
           </w:tcPr>
           <w:p>
@@ -2034,7 +2060,7 @@
             <w:r>
               <w:rPr>
                 <w:b/>
-                <w:sz w:val="17"/>
+                <w:sz w:val="16"/>
               </w:rPr>
               <w:t>S 孩子</w:t>
             </w:r>
@@ -2042,7 +2068,7 @@
         </w:tc>
         <w:tc>
           <w:tcPr>
-            <w:tcW w:type="dxa" w:w="1928"/>
+            <w:tcW w:type="dxa" w:w="2608"/>
             <w:shd w:val="clear" w:color="auto" w:fill="DCE6F1"/>
           </w:tcPr>
           <w:p>
@@ -2054,9 +2080,9 @@
               <w:rPr>
                 <w:b/>
                 <w:color w:val="8A5A00"/>
-                <w:sz w:val="17"/>
-              </w:rPr>
-              <w:t>※ 备注</w:t>
+                <w:sz w:val="16"/>
+              </w:rPr>
+              <w:t>※ 探什么 · 怎么看</w:t>
             </w:r>
           </w:p>
         </w:tc>
@@ -2074,15 +2100,15 @@
             <w:r>
               <w:rPr>
                 <w:b w:val="0"/>
-                <w:sz w:val="17"/>
-              </w:rPr>
-              <w:t>1. 进场（1')</w:t>
+                <w:sz w:val="16"/>
+              </w:rPr>
+              <w:t>1. 进场击掌（1')</w:t>
             </w:r>
           </w:p>
         </w:tc>
         <w:tc>
           <w:tcPr>
-            <w:tcW w:type="dxa" w:w="4195"/>
+            <w:tcW w:type="dxa" w:w="3855"/>
           </w:tcPr>
           <w:p>
             <w:pPr>
@@ -2092,15 +2118,15 @@
             <w:r>
               <w:rPr>
                 <w:b w:val="0"/>
-                <w:sz w:val="17"/>
-              </w:rPr>
-              <w:t>放 Hello Song，老师和每个孩子击掌："Hello!"</w:t>
+                <w:sz w:val="16"/>
+              </w:rPr>
+              <w:t>放 Hello Song；老师与每个孩子击掌 "Hello!" 之后紧接一句 "How are you?"（竖大拇指）</w:t>
             </w:r>
           </w:p>
         </w:tc>
         <w:tc>
           <w:tcPr>
-            <w:tcW w:type="dxa" w:w="2268"/>
+            <w:tcW w:type="dxa" w:w="2041"/>
           </w:tcPr>
           <w:p>
             <w:pPr>
@@ -2110,15 +2136,15 @@
             <w:r>
               <w:rPr>
                 <w:b w:val="0"/>
-                <w:sz w:val="17"/>
-              </w:rPr>
-              <w:t>Hello!</w:t>
+                <w:sz w:val="16"/>
+              </w:rPr>
+              <w:t>Hello! / I'm fine / good（任何回应都算）</w:t>
             </w:r>
           </w:p>
         </w:tc>
         <w:tc>
           <w:tcPr>
-            <w:tcW w:type="dxa" w:w="1928"/>
+            <w:tcW w:type="dxa" w:w="2608"/>
           </w:tcPr>
           <w:p>
             <w:pPr>
@@ -2129,9 +2155,9 @@
               <w:rPr>
                 <w:b w:val="0"/>
                 <w:color w:val="8A5A00"/>
-                <w:sz w:val="17"/>
-              </w:rPr>
-              <w:t>※ 家长此时就座；孩子按地垫坐成半圆</w:t>
+                <w:sz w:val="16"/>
+              </w:rPr>
+              <w:t>※ 探针 0：是否敢开口、是否听过 How are you。只看反应，不计分</w:t>
             </w:r>
           </w:p>
         </w:tc>
@@ -2149,15 +2175,15 @@
             <w:r>
               <w:rPr>
                 <w:b w:val="0"/>
-                <w:sz w:val="17"/>
-              </w:rPr>
-              <w:t>2. Bobo 登场（2')</w:t>
+                <w:sz w:val="16"/>
+              </w:rPr>
+              <w:t>2. Momo 一对一问候（2')</w:t>
             </w:r>
           </w:p>
         </w:tc>
         <w:tc>
           <w:tcPr>
-            <w:tcW w:type="dxa" w:w="4195"/>
+            <w:tcW w:type="dxa" w:w="3855"/>
           </w:tcPr>
           <w:p>
             <w:pPr>
@@ -2167,15 +2193,51 @@
             <w:r>
               <w:rPr>
                 <w:b w:val="0"/>
-                <w:sz w:val="17"/>
-              </w:rPr>
-              <w:t>手套玩偶从背后"探头"："Hello! I'm Bobo. What's your name?"（Bobo 走到每个孩子面前）</w:t>
+                <w:sz w:val="16"/>
+              </w:rPr>
+              <w:t>Momo 走到每个孩子面前，问三连：</w:t>
+            </w:r>
+          </w:p>
+          <w:p>
+            <w:pPr>
+              <w:spacing w:after="0" w:line="252" w:lineRule="auto"/>
+            </w:pPr>
+            <w:r>
+              <w:rPr>
+                <w:b w:val="0"/>
+                <w:sz w:val="16"/>
+              </w:rPr>
+              <w:t>① "Hello! What's your name?"</w:t>
+            </w:r>
+          </w:p>
+          <w:p>
+            <w:pPr>
+              <w:spacing w:after="0" w:line="252" w:lineRule="auto"/>
+            </w:pPr>
+            <w:r>
+              <w:rPr>
+                <w:b w:val="0"/>
+                <w:sz w:val="16"/>
+              </w:rPr>
+              <w:t>② "How old are you?"（举手指）</w:t>
+            </w:r>
+          </w:p>
+          <w:p>
+            <w:pPr>
+              <w:spacing w:after="0" w:line="252" w:lineRule="auto"/>
+            </w:pPr>
+            <w:r>
+              <w:rPr>
+                <w:b w:val="0"/>
+                <w:sz w:val="16"/>
+              </w:rPr>
+              <w:t>③ 追问一句（二选一随机）："Do you like ice cream?"（舔手势）或 "What colour is this?"（指孩子衣服 / 一个气球）</w:t>
             </w:r>
           </w:p>
         </w:tc>
         <w:tc>
           <w:tcPr>
-            <w:tcW w:type="dxa" w:w="2268"/>
+            <w:tcW w:type="dxa" w:w="2041"/>
           </w:tcPr>
           <w:p>
             <w:pPr>
@@ -2185,15 +2247,39 @@
             <w:r>
               <w:rPr>
                 <w:b w:val="0"/>
-                <w:sz w:val="17"/>
-              </w:rPr>
-              <w:t>I'm ___.（说不出的孩子，Bobo 小声示范 "I'm…" 让他接）</w:t>
+                <w:sz w:val="16"/>
+              </w:rPr>
+              <w:t>① I'm ___. / 只说名字</w:t>
+            </w:r>
+          </w:p>
+          <w:p>
+            <w:pPr>
+              <w:spacing w:after="0" w:line="252" w:lineRule="auto"/>
+            </w:pPr>
+            <w:r>
+              <w:rPr>
+                <w:b w:val="0"/>
+                <w:sz w:val="16"/>
+              </w:rPr>
+              <w:t>② I'm six. / Six. / 举手指</w:t>
+            </w:r>
+          </w:p>
+          <w:p>
+            <w:pPr>
+              <w:spacing w:after="0" w:line="252" w:lineRule="auto"/>
+            </w:pPr>
+            <w:r>
+              <w:rPr>
+                <w:b w:val="0"/>
+                <w:sz w:val="16"/>
+              </w:rPr>
+              <w:t>③ Yes! / No! / Red!</w:t>
             </w:r>
           </w:p>
         </w:tc>
         <w:tc>
           <w:tcPr>
-            <w:tcW w:type="dxa" w:w="1928"/>
+            <w:tcW w:type="dxa" w:w="2608"/>
           </w:tcPr>
           <w:p>
             <w:pPr>
@@ -2204,9 +2290,22 @@
               <w:rPr>
                 <w:b w:val="0"/>
                 <w:color w:val="8A5A00"/>
-                <w:sz w:val="17"/>
-              </w:rPr>
-              <w:t>※ 用玩偶而不是老师发问，害羞的孩子更愿意答。每人 1 次，不追求完整，能说名字就击掌</w:t>
+                <w:sz w:val="16"/>
+              </w:rPr>
+              <w:t>※ 探针 1–3：①② 几乎人人能过，是热身；③ 才是分水岭——没上过课的孩子对 Do you like / What colour 没有反应，上过课的会答 Yes/No 或颜色词。</w:t>
+            </w:r>
+          </w:p>
+          <w:p>
+            <w:pPr>
+              <w:spacing w:after="0" w:line="252" w:lineRule="auto"/>
+            </w:pPr>
+            <w:r>
+              <w:rPr>
+                <w:b w:val="0"/>
+                <w:color w:val="8A5A00"/>
+                <w:sz w:val="16"/>
+              </w:rPr>
+              <w:t>※ 答不出 2 秒内 Momo 自答 "I like ice cream! Yum!" 顺势带过</w:t>
             </w:r>
           </w:p>
         </w:tc>
@@ -2224,15 +2323,15 @@
             <w:r>
               <w:rPr>
                 <w:b w:val="0"/>
-                <w:sz w:val="17"/>
-              </w:rPr>
-              <w:t>3. 两条常规（2')</w:t>
+                <w:sz w:val="16"/>
+              </w:rPr>
+              <w:t>3. Momo says 听指令（1.5')</w:t>
             </w:r>
           </w:p>
         </w:tc>
         <w:tc>
           <w:tcPr>
-            <w:tcW w:type="dxa" w:w="4195"/>
+            <w:tcW w:type="dxa" w:w="3855"/>
           </w:tcPr>
           <w:p>
             <w:pPr>
@@ -2242,15 +2341,15 @@
             <w:r>
               <w:rPr>
                 <w:b w:val="0"/>
-                <w:sz w:val="17"/>
-              </w:rPr>
-              <w:t>"Bobo says: Stand up!"（手掌向上）"Sit down!"（向下）"Hands up!"（举手）各做 3 轮，越来越快；最后 "Hands up means: I want to talk. 举手再说话。"（这句用中文说一次）</w:t>
+                <w:sz w:val="16"/>
+              </w:rPr>
+              <w:t>"Momo says: Stand up! Sit down! Hands up!" 各 2 轮做示范动作；第 3 轮老师不做动作只说，并混入两条没示范过的："Touch your nose!" "Clap three times!"</w:t>
             </w:r>
           </w:p>
         </w:tc>
         <w:tc>
           <w:tcPr>
-            <w:tcW w:type="dxa" w:w="2268"/>
+            <w:tcW w:type="dxa" w:w="2041"/>
           </w:tcPr>
           <w:p>
             <w:pPr>
@@ -2260,15 +2359,15 @@
             <w:r>
               <w:rPr>
                 <w:b w:val="0"/>
-                <w:sz w:val="17"/>
-              </w:rPr>
-              <w:t>跟做动作</w:t>
+                <w:sz w:val="16"/>
+              </w:rPr>
+              <w:t>跟做；第 3 轮看谁能只凭听做对</w:t>
             </w:r>
           </w:p>
         </w:tc>
         <w:tc>
           <w:tcPr>
-            <w:tcW w:type="dxa" w:w="1928"/>
+            <w:tcW w:type="dxa" w:w="2608"/>
           </w:tcPr>
           <w:p>
             <w:pPr>
@@ -2279,9 +2378,1125 @@
               <w:rPr>
                 <w:b w:val="0"/>
                 <w:color w:val="8A5A00"/>
+                <w:sz w:val="16"/>
+              </w:rPr>
+              <w:t>※ 探针 4：听力理解是否超出"看老师模仿"。只凭声音做对 touch your nose / clap three times 的孩子，听力输入量明显更多。</w:t>
+            </w:r>
+          </w:p>
+          <w:p>
+            <w:pPr>
+              <w:spacing w:after="0" w:line="252" w:lineRule="auto"/>
+            </w:pPr>
+            <w:r>
+              <w:rPr>
+                <w:b w:val="0"/>
+                <w:color w:val="8A5A00"/>
+                <w:sz w:val="16"/>
+              </w:rPr>
+              <w:t>※ 结尾加规则 "Hands up = I want to talk."（中文说一次，全课唯一中文规则）</w:t>
+            </w:r>
+          </w:p>
+        </w:tc>
+      </w:tr>
+      <w:tr>
+        <w:tc>
+          <w:tcPr>
+            <w:tcW w:type="dxa" w:w="1474"/>
+          </w:tcPr>
+          <w:p>
+            <w:pPr>
+              <w:spacing w:after="0" w:line="252" w:lineRule="auto"/>
+            </w:pPr>
+            <w:r/>
+            <w:r>
+              <w:rPr>
+                <w:b w:val="0"/>
+                <w:sz w:val="16"/>
+              </w:rPr>
+              <w:t>4. Momo 的口袋（1.5')</w:t>
+            </w:r>
+          </w:p>
+        </w:tc>
+        <w:tc>
+          <w:tcPr>
+            <w:tcW w:type="dxa" w:w="3855"/>
+          </w:tcPr>
+          <w:p>
+            <w:pPr>
+              <w:spacing w:after="0" w:line="252" w:lineRule="auto"/>
+            </w:pPr>
+            <w:r/>
+            <w:r>
+              <w:rPr>
+                <w:b w:val="0"/>
+                <w:sz w:val="16"/>
+              </w:rPr>
+              <w:t>Momo 身上挂一个小袋，掏出 4 张图卡（apple, cat, dog, ball——都是幼儿园最可能学过的词），每张先问全班 "What is it?" 再快速指 2 个孩子各答 1 张</w:t>
+            </w:r>
+          </w:p>
+        </w:tc>
+        <w:tc>
+          <w:tcPr>
+            <w:tcW w:type="dxa" w:w="2041"/>
+          </w:tcPr>
+          <w:p>
+            <w:pPr>
+              <w:spacing w:after="0" w:line="252" w:lineRule="auto"/>
+            </w:pPr>
+            <w:r/>
+            <w:r>
+              <w:rPr>
+                <w:b w:val="0"/>
+                <w:sz w:val="16"/>
+              </w:rPr>
+              <w:t>齐答 + 个别答（词或 It's a ___.）</w:t>
+            </w:r>
+          </w:p>
+        </w:tc>
+        <w:tc>
+          <w:tcPr>
+            <w:tcW w:type="dxa" w:w="2608"/>
+          </w:tcPr>
+          <w:p>
+            <w:pPr>
+              <w:spacing w:after="0" w:line="252" w:lineRule="auto"/>
+            </w:pPr>
+            <w:r/>
+            <w:r>
+              <w:rPr>
+                <w:b w:val="0"/>
+                <w:color w:val="8A5A00"/>
+                <w:sz w:val="16"/>
+              </w:rPr>
+              <w:t>※ 探针 5：词汇存量 + 是否会用句子。齐答时听"有多少声音"；个别答看是说词还是整句。4 张卡 8 人次，每人至少被点 1 次</w:t>
+            </w:r>
+          </w:p>
+        </w:tc>
+      </w:tr>
+      <w:tr>
+        <w:tc>
+          <w:tcPr>
+            <w:tcW w:type="dxa" w:w="1474"/>
+          </w:tcPr>
+          <w:p>
+            <w:pPr>
+              <w:spacing w:after="0" w:line="252" w:lineRule="auto"/>
+            </w:pPr>
+            <w:r/>
+            <w:r>
+              <w:rPr>
+                <w:b w:val="0"/>
+                <w:sz w:val="16"/>
+              </w:rPr>
+              <w:t>5. 字母的秘密（1')</w:t>
+            </w:r>
+          </w:p>
+        </w:tc>
+        <w:tc>
+          <w:tcPr>
+            <w:tcW w:type="dxa" w:w="3855"/>
+          </w:tcPr>
+          <w:p>
+            <w:pPr>
+              <w:spacing w:after="0" w:line="252" w:lineRule="auto"/>
+            </w:pPr>
+            <w:r/>
+            <w:r>
+              <w:rPr>
+                <w:b w:val="0"/>
+                <w:sz w:val="16"/>
+              </w:rPr>
+              <w:t>白板上写一个大写 S 和小写 s："What's this?"（孩子会答字母名 S）→ "Good! That's its name. What sound does it make? Sss… like a snake."（做蛇的手势）再举第二张 "t"："And this one? What sound?" 最后举词卡 "cat"："Can anyone read this?"（不强求，看有没有人试）</w:t>
+            </w:r>
+          </w:p>
+        </w:tc>
+        <w:tc>
+          <w:tcPr>
+            <w:tcW w:type="dxa" w:w="2041"/>
+          </w:tcPr>
+          <w:p>
+            <w:pPr>
+              <w:spacing w:after="0" w:line="252" w:lineRule="auto"/>
+            </w:pPr>
+            <w:r/>
+            <w:r>
+              <w:rPr>
+                <w:b w:val="0"/>
+                <w:sz w:val="16"/>
+              </w:rPr>
+              <w:t>S！/ sss / 摇头；个别孩子可能拼出 cat</w:t>
+            </w:r>
+          </w:p>
+        </w:tc>
+        <w:tc>
+          <w:tcPr>
+            <w:tcW w:type="dxa" w:w="2608"/>
+          </w:tcPr>
+          <w:p>
+            <w:pPr>
+              <w:spacing w:after="0" w:line="252" w:lineRule="auto"/>
+            </w:pPr>
+            <w:r/>
+            <w:r>
+              <w:rPr>
+                <w:b w:val="0"/>
+                <w:color w:val="8A5A00"/>
+                <w:sz w:val="16"/>
+              </w:rPr>
+              <w:t>※ 探针 6（最关键）：区分"只认字母名"和"知道字母音 / 已接触拼读"。能说 /s/ /t/ 的孩子有自然拼读基础；能读 cat 的直接是 B 版对象。</w:t>
+            </w:r>
+          </w:p>
+          <w:p>
+            <w:pPr>
+              <w:spacing w:after="0" w:line="252" w:lineRule="auto"/>
+            </w:pPr>
+            <w:r>
+              <w:rPr>
+                <w:b w:val="0"/>
+                <w:color w:val="8A5A00"/>
+                <w:sz w:val="16"/>
+              </w:rPr>
+              <w:t>※ 这一步同时是 Phonics 环节的预告，不算跑题</w:t>
+            </w:r>
+          </w:p>
+        </w:tc>
+      </w:tr>
+    </w:tbl>
+    <w:p>
+      <w:pPr>
+        <w:spacing w:after="40"/>
+      </w:pPr>
+    </w:p>
+    <w:p>
+      <w:pPr>
+        <w:spacing w:before="160" w:after="40"/>
+      </w:pPr>
+      <w:r>
+        <w:rPr>
+          <w:b/>
+          <w:color w:val="1F5F9E"/>
+          <w:sz w:val="24"/>
+        </w:rPr>
+        <w:t>①-附　开场分级观察表（老师手持，打勾即可）</w:t>
+      </w:r>
+    </w:p>
+    <w:p>
+      <w:pPr>
+        <w:spacing w:after="60" w:before="0"/>
+      </w:pPr>
+      <w:r>
+        <w:rPr>
+          <w:b w:val="0"/>
+          <w:i w:val="0"/>
+          <w:sz w:val="19"/>
+        </w:rPr>
+        <w:t>打印 1 张，横向写孩子名字，纵向 6 个探针，每格打 ✓（做到）/ △（部分）/ ✗（没反应）。✓=2 分，△=1 分，✗=0 分，满分 12。</w:t>
+      </w:r>
+    </w:p>
+    <w:tbl>
+      <w:tblPr>
+        <w:tblStyle w:val="TableGrid"/>
+        <w:tblW w:type="auto" w:w="0"/>
+        <w:tblLayout w:type="fixed"/>
+        <w:tblLook w:firstColumn="1" w:firstRow="1" w:lastColumn="0" w:lastRow="0" w:noHBand="0" w:noVBand="1" w:val="04A0"/>
+      </w:tblPr>
+      <w:tblGrid>
+        <w:gridCol w:w="2494"/>
+        <w:gridCol w:w="2494"/>
+        <w:gridCol w:w="2494"/>
+        <w:gridCol w:w="2494"/>
+      </w:tblGrid>
+      <w:tr>
+        <w:trPr>
+          <w:tblHeader w:val="true"/>
+        </w:trPr>
+        <w:tc>
+          <w:tcPr>
+            <w:tcW w:type="dxa" w:w="2948"/>
+            <w:shd w:val="clear" w:color="auto" w:fill="DCE6F1"/>
+          </w:tcPr>
+          <w:p>
+            <w:pPr>
+              <w:spacing w:after="0" w:line="252" w:lineRule="auto"/>
+            </w:pPr>
+            <w:r/>
+            <w:r>
+              <w:rPr>
+                <w:b/>
                 <w:sz w:val="17"/>
               </w:rPr>
-              <w:t>※ 这是今天唯一用中文讲的规则，之后只用手势提示</w:t>
+              <w:t>探针</w:t>
+            </w:r>
+          </w:p>
+        </w:tc>
+        <w:tc>
+          <w:tcPr>
+            <w:tcW w:type="dxa" w:w="2608"/>
+            <w:shd w:val="clear" w:color="auto" w:fill="DCE6F1"/>
+          </w:tcPr>
+          <w:p>
+            <w:pPr>
+              <w:spacing w:after="0" w:line="252" w:lineRule="auto"/>
+            </w:pPr>
+            <w:r/>
+            <w:r>
+              <w:rPr>
+                <w:b/>
+                <w:sz w:val="17"/>
+              </w:rPr>
+              <w:t>✓ 2 分</w:t>
+            </w:r>
+          </w:p>
+        </w:tc>
+        <w:tc>
+          <w:tcPr>
+            <w:tcW w:type="dxa" w:w="2381"/>
+            <w:shd w:val="clear" w:color="auto" w:fill="DCE6F1"/>
+          </w:tcPr>
+          <w:p>
+            <w:pPr>
+              <w:spacing w:after="0" w:line="252" w:lineRule="auto"/>
+            </w:pPr>
+            <w:r/>
+            <w:r>
+              <w:rPr>
+                <w:b/>
+                <w:sz w:val="17"/>
+              </w:rPr>
+              <w:t>△ 1 分</w:t>
+            </w:r>
+          </w:p>
+        </w:tc>
+        <w:tc>
+          <w:tcPr>
+            <w:tcW w:type="dxa" w:w="2041"/>
+            <w:shd w:val="clear" w:color="auto" w:fill="DCE6F1"/>
+          </w:tcPr>
+          <w:p>
+            <w:pPr>
+              <w:spacing w:after="0" w:line="252" w:lineRule="auto"/>
+            </w:pPr>
+            <w:r/>
+            <w:r>
+              <w:rPr>
+                <w:b/>
+                <w:sz w:val="17"/>
+              </w:rPr>
+              <w:t>✗ 0 分</w:t>
+            </w:r>
+          </w:p>
+        </w:tc>
+      </w:tr>
+      <w:tr>
+        <w:tc>
+          <w:tcPr>
+            <w:tcW w:type="dxa" w:w="2948"/>
+          </w:tcPr>
+          <w:p>
+            <w:pPr>
+              <w:spacing w:after="0" w:line="252" w:lineRule="auto"/>
+            </w:pPr>
+            <w:r/>
+            <w:r>
+              <w:rPr>
+                <w:b w:val="0"/>
+                <w:sz w:val="17"/>
+              </w:rPr>
+              <w:t>P1 名字</w:t>
+            </w:r>
+          </w:p>
+        </w:tc>
+        <w:tc>
+          <w:tcPr>
+            <w:tcW w:type="dxa" w:w="2608"/>
+          </w:tcPr>
+          <w:p>
+            <w:pPr>
+              <w:spacing w:after="0" w:line="252" w:lineRule="auto"/>
+            </w:pPr>
+            <w:r/>
+            <w:r>
+              <w:rPr>
+                <w:b w:val="0"/>
+                <w:sz w:val="17"/>
+              </w:rPr>
+              <w:t>I'm ___. 整句</w:t>
+            </w:r>
+          </w:p>
+        </w:tc>
+        <w:tc>
+          <w:tcPr>
+            <w:tcW w:type="dxa" w:w="2381"/>
+          </w:tcPr>
+          <w:p>
+            <w:pPr>
+              <w:spacing w:after="0" w:line="252" w:lineRule="auto"/>
+            </w:pPr>
+            <w:r/>
+            <w:r>
+              <w:rPr>
+                <w:b w:val="0"/>
+                <w:sz w:val="17"/>
+              </w:rPr>
+              <w:t>只说名字</w:t>
+            </w:r>
+          </w:p>
+        </w:tc>
+        <w:tc>
+          <w:tcPr>
+            <w:tcW w:type="dxa" w:w="2041"/>
+          </w:tcPr>
+          <w:p>
+            <w:pPr>
+              <w:spacing w:after="0" w:line="252" w:lineRule="auto"/>
+            </w:pPr>
+            <w:r/>
+            <w:r>
+              <w:rPr>
+                <w:b w:val="0"/>
+                <w:sz w:val="17"/>
+              </w:rPr>
+              <w:t>不开口</w:t>
+            </w:r>
+          </w:p>
+        </w:tc>
+      </w:tr>
+      <w:tr>
+        <w:tc>
+          <w:tcPr>
+            <w:tcW w:type="dxa" w:w="2948"/>
+          </w:tcPr>
+          <w:p>
+            <w:pPr>
+              <w:spacing w:after="0" w:line="252" w:lineRule="auto"/>
+            </w:pPr>
+            <w:r/>
+            <w:r>
+              <w:rPr>
+                <w:b w:val="0"/>
+                <w:sz w:val="17"/>
+              </w:rPr>
+              <w:t>P2 年龄</w:t>
+            </w:r>
+          </w:p>
+        </w:tc>
+        <w:tc>
+          <w:tcPr>
+            <w:tcW w:type="dxa" w:w="2608"/>
+          </w:tcPr>
+          <w:p>
+            <w:pPr>
+              <w:spacing w:after="0" w:line="252" w:lineRule="auto"/>
+            </w:pPr>
+            <w:r/>
+            <w:r>
+              <w:rPr>
+                <w:b w:val="0"/>
+                <w:sz w:val="17"/>
+              </w:rPr>
+              <w:t>I'm six. 整句</w:t>
+            </w:r>
+          </w:p>
+        </w:tc>
+        <w:tc>
+          <w:tcPr>
+            <w:tcW w:type="dxa" w:w="2381"/>
+          </w:tcPr>
+          <w:p>
+            <w:pPr>
+              <w:spacing w:after="0" w:line="252" w:lineRule="auto"/>
+            </w:pPr>
+            <w:r/>
+            <w:r>
+              <w:rPr>
+                <w:b w:val="0"/>
+                <w:sz w:val="17"/>
+              </w:rPr>
+              <w:t>Six / 举手指</w:t>
+            </w:r>
+          </w:p>
+        </w:tc>
+        <w:tc>
+          <w:tcPr>
+            <w:tcW w:type="dxa" w:w="2041"/>
+          </w:tcPr>
+          <w:p>
+            <w:pPr>
+              <w:spacing w:after="0" w:line="252" w:lineRule="auto"/>
+            </w:pPr>
+            <w:r/>
+            <w:r>
+              <w:rPr>
+                <w:b w:val="0"/>
+                <w:sz w:val="17"/>
+              </w:rPr>
+              <w:t>不懂</w:t>
+            </w:r>
+          </w:p>
+        </w:tc>
+      </w:tr>
+      <w:tr>
+        <w:tc>
+          <w:tcPr>
+            <w:tcW w:type="dxa" w:w="2948"/>
+          </w:tcPr>
+          <w:p>
+            <w:pPr>
+              <w:spacing w:after="0" w:line="252" w:lineRule="auto"/>
+            </w:pPr>
+            <w:r/>
+            <w:r>
+              <w:rPr>
+                <w:b w:val="0"/>
+                <w:sz w:val="17"/>
+              </w:rPr>
+              <w:t>P3 追问 Do you like / What colour</w:t>
+            </w:r>
+          </w:p>
+        </w:tc>
+        <w:tc>
+          <w:tcPr>
+            <w:tcW w:type="dxa" w:w="2608"/>
+          </w:tcPr>
+          <w:p>
+            <w:pPr>
+              <w:spacing w:after="0" w:line="252" w:lineRule="auto"/>
+            </w:pPr>
+            <w:r/>
+            <w:r>
+              <w:rPr>
+                <w:b w:val="0"/>
+                <w:sz w:val="17"/>
+              </w:rPr>
+              <w:t>Yes! I like… / It's red. 或 Red!</w:t>
+            </w:r>
+          </w:p>
+        </w:tc>
+        <w:tc>
+          <w:tcPr>
+            <w:tcW w:type="dxa" w:w="2381"/>
+          </w:tcPr>
+          <w:p>
+            <w:pPr>
+              <w:spacing w:after="0" w:line="252" w:lineRule="auto"/>
+            </w:pPr>
+            <w:r/>
+            <w:r>
+              <w:rPr>
+                <w:b w:val="0"/>
+                <w:sz w:val="17"/>
+              </w:rPr>
+              <w:t>点头摇头、中文答</w:t>
+            </w:r>
+          </w:p>
+        </w:tc>
+        <w:tc>
+          <w:tcPr>
+            <w:tcW w:type="dxa" w:w="2041"/>
+          </w:tcPr>
+          <w:p>
+            <w:pPr>
+              <w:spacing w:after="0" w:line="252" w:lineRule="auto"/>
+            </w:pPr>
+            <w:r/>
+            <w:r>
+              <w:rPr>
+                <w:b w:val="0"/>
+                <w:sz w:val="17"/>
+              </w:rPr>
+              <w:t>无反应</w:t>
+            </w:r>
+          </w:p>
+        </w:tc>
+      </w:tr>
+      <w:tr>
+        <w:tc>
+          <w:tcPr>
+            <w:tcW w:type="dxa" w:w="2948"/>
+          </w:tcPr>
+          <w:p>
+            <w:pPr>
+              <w:spacing w:after="0" w:line="252" w:lineRule="auto"/>
+            </w:pPr>
+            <w:r/>
+            <w:r>
+              <w:rPr>
+                <w:b w:val="0"/>
+                <w:sz w:val="17"/>
+              </w:rPr>
+              <w:t>P4 不示范的指令 touch your nose / clap three times</w:t>
+            </w:r>
+          </w:p>
+        </w:tc>
+        <w:tc>
+          <w:tcPr>
+            <w:tcW w:type="dxa" w:w="2608"/>
+          </w:tcPr>
+          <w:p>
+            <w:pPr>
+              <w:spacing w:after="0" w:line="252" w:lineRule="auto"/>
+            </w:pPr>
+            <w:r/>
+            <w:r>
+              <w:rPr>
+                <w:b w:val="0"/>
+                <w:sz w:val="17"/>
+              </w:rPr>
+              <w:t>两条都只凭听做对</w:t>
+            </w:r>
+          </w:p>
+        </w:tc>
+        <w:tc>
+          <w:tcPr>
+            <w:tcW w:type="dxa" w:w="2381"/>
+          </w:tcPr>
+          <w:p>
+            <w:pPr>
+              <w:spacing w:after="0" w:line="252" w:lineRule="auto"/>
+            </w:pPr>
+            <w:r/>
+            <w:r>
+              <w:rPr>
+                <w:b w:val="0"/>
+                <w:sz w:val="17"/>
+              </w:rPr>
+              <w:t>一条对或看别人才做</w:t>
+            </w:r>
+          </w:p>
+        </w:tc>
+        <w:tc>
+          <w:tcPr>
+            <w:tcW w:type="dxa" w:w="2041"/>
+          </w:tcPr>
+          <w:p>
+            <w:pPr>
+              <w:spacing w:after="0" w:line="252" w:lineRule="auto"/>
+            </w:pPr>
+            <w:r/>
+            <w:r>
+              <w:rPr>
+                <w:b w:val="0"/>
+                <w:sz w:val="17"/>
+              </w:rPr>
+              <w:t>完全跟不上</w:t>
+            </w:r>
+          </w:p>
+        </w:tc>
+      </w:tr>
+      <w:tr>
+        <w:tc>
+          <w:tcPr>
+            <w:tcW w:type="dxa" w:w="2948"/>
+          </w:tcPr>
+          <w:p>
+            <w:pPr>
+              <w:spacing w:after="0" w:line="252" w:lineRule="auto"/>
+            </w:pPr>
+            <w:r/>
+            <w:r>
+              <w:rPr>
+                <w:b w:val="0"/>
+                <w:sz w:val="17"/>
+              </w:rPr>
+              <w:t>P5 四张图卡</w:t>
+            </w:r>
+          </w:p>
+        </w:tc>
+        <w:tc>
+          <w:tcPr>
+            <w:tcW w:type="dxa" w:w="2608"/>
+          </w:tcPr>
+          <w:p>
+            <w:pPr>
+              <w:spacing w:after="0" w:line="252" w:lineRule="auto"/>
+            </w:pPr>
+            <w:r/>
+            <w:r>
+              <w:rPr>
+                <w:b w:val="0"/>
+                <w:sz w:val="17"/>
+              </w:rPr>
+              <w:t>3 张以上会说，且至少 1 次整句 It's a ___.</w:t>
+            </w:r>
+          </w:p>
+        </w:tc>
+        <w:tc>
+          <w:tcPr>
+            <w:tcW w:type="dxa" w:w="2381"/>
+          </w:tcPr>
+          <w:p>
+            <w:pPr>
+              <w:spacing w:after="0" w:line="252" w:lineRule="auto"/>
+            </w:pPr>
+            <w:r/>
+            <w:r>
+              <w:rPr>
+                <w:b w:val="0"/>
+                <w:sz w:val="17"/>
+              </w:rPr>
+              <w:t>说出 1–2 个词</w:t>
+            </w:r>
+          </w:p>
+        </w:tc>
+        <w:tc>
+          <w:tcPr>
+            <w:tcW w:type="dxa" w:w="2041"/>
+          </w:tcPr>
+          <w:p>
+            <w:pPr>
+              <w:spacing w:after="0" w:line="252" w:lineRule="auto"/>
+            </w:pPr>
+            <w:r/>
+            <w:r>
+              <w:rPr>
+                <w:b w:val="0"/>
+                <w:sz w:val="17"/>
+              </w:rPr>
+              <w:t>一个都不会</w:t>
+            </w:r>
+          </w:p>
+        </w:tc>
+      </w:tr>
+      <w:tr>
+        <w:tc>
+          <w:tcPr>
+            <w:tcW w:type="dxa" w:w="2948"/>
+          </w:tcPr>
+          <w:p>
+            <w:pPr>
+              <w:spacing w:after="0" w:line="252" w:lineRule="auto"/>
+            </w:pPr>
+            <w:r/>
+            <w:r>
+              <w:rPr>
+                <w:b w:val="0"/>
+                <w:sz w:val="17"/>
+              </w:rPr>
+              <w:t>P6 字母音 / 拼读</w:t>
+            </w:r>
+          </w:p>
+        </w:tc>
+        <w:tc>
+          <w:tcPr>
+            <w:tcW w:type="dxa" w:w="2608"/>
+          </w:tcPr>
+          <w:p>
+            <w:pPr>
+              <w:spacing w:after="0" w:line="252" w:lineRule="auto"/>
+            </w:pPr>
+            <w:r/>
+            <w:r>
+              <w:rPr>
+                <w:b w:val="0"/>
+                <w:sz w:val="17"/>
+              </w:rPr>
+              <w:t>能说 /s/ /t/ 的音，或试着拼 cat</w:t>
+            </w:r>
+          </w:p>
+        </w:tc>
+        <w:tc>
+          <w:tcPr>
+            <w:tcW w:type="dxa" w:w="2381"/>
+          </w:tcPr>
+          <w:p>
+            <w:pPr>
+              <w:spacing w:after="0" w:line="252" w:lineRule="auto"/>
+            </w:pPr>
+            <w:r/>
+            <w:r>
+              <w:rPr>
+                <w:b w:val="0"/>
+                <w:sz w:val="17"/>
+              </w:rPr>
+              <w:t>只说字母名 S、T</w:t>
+            </w:r>
+          </w:p>
+        </w:tc>
+        <w:tc>
+          <w:tcPr>
+            <w:tcW w:type="dxa" w:w="2041"/>
+          </w:tcPr>
+          <w:p>
+            <w:pPr>
+              <w:spacing w:after="0" w:line="252" w:lineRule="auto"/>
+            </w:pPr>
+            <w:r/>
+            <w:r>
+              <w:rPr>
+                <w:b w:val="0"/>
+                <w:sz w:val="17"/>
+              </w:rPr>
+              <w:t>对字母也不确定</w:t>
+            </w:r>
+          </w:p>
+        </w:tc>
+      </w:tr>
+    </w:tbl>
+    <w:p>
+      <w:pPr>
+        <w:spacing w:after="40"/>
+      </w:pPr>
+    </w:p>
+    <w:tbl>
+      <w:tblPr>
+        <w:tblStyle w:val="TableGrid"/>
+        <w:tblW w:type="auto" w:w="0"/>
+        <w:tblLayout w:type="fixed"/>
+        <w:tblLook w:firstColumn="1" w:firstRow="1" w:lastColumn="0" w:lastRow="0" w:noHBand="0" w:noVBand="1" w:val="04A0"/>
+      </w:tblPr>
+      <w:tblGrid>
+        <w:gridCol w:w="3326"/>
+        <w:gridCol w:w="3326"/>
+        <w:gridCol w:w="3326"/>
+      </w:tblGrid>
+      <w:tr>
+        <w:trPr>
+          <w:tblHeader w:val="true"/>
+        </w:trPr>
+        <w:tc>
+          <w:tcPr>
+            <w:tcW w:type="dxa" w:w="3402"/>
+            <w:shd w:val="clear" w:color="auto" w:fill="DCE6F1"/>
+          </w:tcPr>
+          <w:p>
+            <w:pPr>
+              <w:spacing w:after="0" w:line="252" w:lineRule="auto"/>
+            </w:pPr>
+            <w:r/>
+            <w:r>
+              <w:rPr>
+                <w:b/>
+                <w:sz w:val="17"/>
+              </w:rPr>
+              <w:t>班级总体判断</w:t>
+            </w:r>
+          </w:p>
+        </w:tc>
+        <w:tc>
+          <w:tcPr>
+            <w:tcW w:type="dxa" w:w="2041"/>
+            <w:shd w:val="clear" w:color="auto" w:fill="DCE6F1"/>
+          </w:tcPr>
+          <w:p>
+            <w:pPr>
+              <w:spacing w:after="0" w:line="252" w:lineRule="auto"/>
+            </w:pPr>
+            <w:r/>
+            <w:r>
+              <w:rPr>
+                <w:b/>
+                <w:sz w:val="17"/>
+              </w:rPr>
+              <w:t>走哪一版</w:t>
+            </w:r>
+          </w:p>
+        </w:tc>
+        <w:tc>
+          <w:tcPr>
+            <w:tcW w:type="dxa" w:w="4535"/>
+            <w:shd w:val="clear" w:color="auto" w:fill="DCE6F1"/>
+          </w:tcPr>
+          <w:p>
+            <w:pPr>
+              <w:spacing w:after="0" w:line="252" w:lineRule="auto"/>
+            </w:pPr>
+            <w:r/>
+            <w:r>
+              <w:rPr>
+                <w:b/>
+                <w:sz w:val="17"/>
+              </w:rPr>
+              <w:t>怎么执行</w:t>
+            </w:r>
+          </w:p>
+        </w:tc>
+      </w:tr>
+      <w:tr>
+        <w:tc>
+          <w:tcPr>
+            <w:tcW w:type="dxa" w:w="3402"/>
+          </w:tcPr>
+          <w:p>
+            <w:pPr>
+              <w:spacing w:after="0" w:line="252" w:lineRule="auto"/>
+            </w:pPr>
+            <w:r/>
+            <w:r>
+              <w:rPr>
+                <w:b w:val="0"/>
+                <w:sz w:val="17"/>
+              </w:rPr>
+              <w:t>一半以上孩子 ≥ 8 分，且至少 2 人 P6 得 2 分</w:t>
+            </w:r>
+          </w:p>
+        </w:tc>
+        <w:tc>
+          <w:tcPr>
+            <w:tcW w:type="dxa" w:w="2041"/>
+          </w:tcPr>
+          <w:p>
+            <w:pPr>
+              <w:spacing w:after="0" w:line="252" w:lineRule="auto"/>
+            </w:pPr>
+            <w:r/>
+            <w:r>
+              <w:rPr>
+                <w:b w:val="0"/>
+                <w:sz w:val="17"/>
+              </w:rPr>
+              <w:t>B · Level 1 版全程</w:t>
+            </w:r>
+          </w:p>
+        </w:tc>
+        <w:tc>
+          <w:tcPr>
+            <w:tcW w:type="dxa" w:w="4535"/>
+          </w:tcPr>
+          <w:p>
+            <w:pPr>
+              <w:spacing w:after="0" w:line="252" w:lineRule="auto"/>
+            </w:pPr>
+            <w:r/>
+            <w:r>
+              <w:rPr>
+                <w:b w:val="0"/>
+                <w:sz w:val="17"/>
+              </w:rPr>
+              <w:t>按 B 版备课走；P6 得 2 分的孩子在 ④ 环节做"小老师"</w:t>
+            </w:r>
+          </w:p>
+        </w:tc>
+      </w:tr>
+      <w:tr>
+        <w:tc>
+          <w:tcPr>
+            <w:tcW w:type="dxa" w:w="3402"/>
+          </w:tcPr>
+          <w:p>
+            <w:pPr>
+              <w:spacing w:after="0" w:line="252" w:lineRule="auto"/>
+            </w:pPr>
+            <w:r/>
+            <w:r>
+              <w:rPr>
+                <w:b w:val="0"/>
+                <w:sz w:val="17"/>
+              </w:rPr>
+              <w:t>多数孩子 5–7 分（会答名字年龄、词汇有一点、但 P3/P4/P6 多为 △）</w:t>
+            </w:r>
+          </w:p>
+        </w:tc>
+        <w:tc>
+          <w:tcPr>
+            <w:tcW w:type="dxa" w:w="2041"/>
+          </w:tcPr>
+          <w:p>
+            <w:pPr>
+              <w:spacing w:after="0" w:line="252" w:lineRule="auto"/>
+            </w:pPr>
+            <w:r/>
+            <w:r>
+              <w:rPr>
+                <w:b w:val="0"/>
+                <w:sz w:val="17"/>
+              </w:rPr>
+              <w:t>B 版主体 + A 版兜底</w:t>
+            </w:r>
+          </w:p>
+        </w:tc>
+        <w:tc>
+          <w:tcPr>
+            <w:tcW w:type="dxa" w:w="4535"/>
+          </w:tcPr>
+          <w:p>
+            <w:pPr>
+              <w:spacing w:after="0" w:line="252" w:lineRule="auto"/>
+            </w:pPr>
+            <w:r/>
+            <w:r>
+              <w:rPr>
+                <w:b w:val="0"/>
+                <w:sz w:val="17"/>
+              </w:rPr>
+              <w:t>② ③ 按 B 版；④ Phonics 先做 A 版的 Bb/Tt 首音分拣 4 分钟，再升级到合成 top——合成只要求全班齐拼，个别读由自愿者来</w:t>
+            </w:r>
+          </w:p>
+        </w:tc>
+      </w:tr>
+      <w:tr>
+        <w:tc>
+          <w:tcPr>
+            <w:tcW w:type="dxa" w:w="3402"/>
+          </w:tcPr>
+          <w:p>
+            <w:pPr>
+              <w:spacing w:after="0" w:line="252" w:lineRule="auto"/>
+            </w:pPr>
+            <w:r/>
+            <w:r>
+              <w:rPr>
+                <w:b w:val="0"/>
+                <w:sz w:val="17"/>
+              </w:rPr>
+              <w:t>一半以上孩子 ≤ 4 分（P1 P2 以外几乎没有反应）</w:t>
+            </w:r>
+          </w:p>
+        </w:tc>
+        <w:tc>
+          <w:tcPr>
+            <w:tcW w:type="dxa" w:w="2041"/>
+          </w:tcPr>
+          <w:p>
+            <w:pPr>
+              <w:spacing w:after="0" w:line="252" w:lineRule="auto"/>
+            </w:pPr>
+            <w:r/>
+            <w:r>
+              <w:rPr>
+                <w:b w:val="0"/>
+                <w:sz w:val="17"/>
+              </w:rPr>
+              <w:t>A · Starter 版全程</w:t>
+            </w:r>
+          </w:p>
+        </w:tc>
+        <w:tc>
+          <w:tcPr>
+            <w:tcW w:type="dxa" w:w="4535"/>
+          </w:tcPr>
+          <w:p>
+            <w:pPr>
+              <w:spacing w:after="0" w:line="252" w:lineRule="auto"/>
+            </w:pPr>
+            <w:r/>
+            <w:r>
+              <w:rPr>
+                <w:b w:val="0"/>
+                <w:sz w:val="17"/>
+              </w:rPr>
+              <w:t>按 A 版；③ 问答只要求 It's a ___.，不做 Is it a…? 的 No, it isn't.</w:t>
+            </w:r>
+          </w:p>
+        </w:tc>
+      </w:tr>
+      <w:tr>
+        <w:tc>
+          <w:tcPr>
+            <w:tcW w:type="dxa" w:w="3402"/>
+          </w:tcPr>
+          <w:p>
+            <w:pPr>
+              <w:spacing w:after="0" w:line="252" w:lineRule="auto"/>
+            </w:pPr>
+            <w:r/>
+            <w:r>
+              <w:rPr>
+                <w:b w:val="0"/>
+                <w:sz w:val="17"/>
+              </w:rPr>
+              <w:t>班内差异很大（既有 ≥10 又有 ≤3）</w:t>
+            </w:r>
+          </w:p>
+        </w:tc>
+        <w:tc>
+          <w:tcPr>
+            <w:tcW w:type="dxa" w:w="2041"/>
+          </w:tcPr>
+          <w:p>
+            <w:pPr>
+              <w:spacing w:after="0" w:line="252" w:lineRule="auto"/>
+            </w:pPr>
+            <w:r/>
+            <w:r>
+              <w:rPr>
+                <w:b w:val="0"/>
+                <w:sz w:val="17"/>
+              </w:rPr>
+              <w:t>A 版流程 + B 版挑战档</w:t>
+            </w:r>
+          </w:p>
+        </w:tc>
+        <w:tc>
+          <w:tcPr>
+            <w:tcW w:type="dxa" w:w="4535"/>
+          </w:tcPr>
+          <w:p>
+            <w:pPr>
+              <w:spacing w:after="0" w:line="252" w:lineRule="auto"/>
+            </w:pPr>
+            <w:r/>
+            <w:r>
+              <w:rPr>
+                <w:b w:val="0"/>
+                <w:sz w:val="17"/>
+              </w:rPr>
+              <w:t>用 A 版流程保证所有人参与；每个产出环节给高分孩子"挑战档"任务（见"七、分层与应急"）；课后分别与两类家长沟通分班建议</w:t>
+            </w:r>
+          </w:p>
+        </w:tc>
+      </w:tr>
+    </w:tbl>
+    <w:p>
+      <w:pPr>
+        <w:spacing w:after="40"/>
+      </w:pPr>
+    </w:p>
+    <w:tbl>
+      <w:tblPr>
+        <w:tblStyle w:val="TableGrid"/>
+        <w:tblW w:type="auto" w:w="0"/>
+        <w:tblLook w:firstColumn="1" w:firstRow="1" w:lastColumn="0" w:lastRow="0" w:noHBand="0" w:noVBand="1" w:val="04A0"/>
+      </w:tblPr>
+      <w:tblGrid>
+        <w:gridCol w:w="9978"/>
+      </w:tblGrid>
+      <w:tr>
+        <w:tc>
+          <w:tcPr>
+            <w:tcW w:type="dxa" w:w="9978"/>
+            <w:shd w:val="clear" w:color="auto" w:fill="FFF9E6"/>
+          </w:tcPr>
+          <w:p>
+            <w:r/>
+            <w:r>
+              <w:rPr>
+                <w:b/>
+                <w:sz w:val="20"/>
+              </w:rPr>
+              <w:t>课前 2 分钟补充探针（可选，孩子陆续到场时在门口做）</w:t>
+            </w:r>
+          </w:p>
+          <w:p>
+            <w:pPr>
+              <w:spacing w:after="20"/>
+            </w:pPr>
+            <w:r>
+              <w:rPr>
+                <w:sz w:val="19"/>
+              </w:rPr>
+              <w:t>孩子进门时老师蹲下，用英文只做三件事，总共 20 秒：① "Hello! What's your name?" ② 举一张图卡 "What is it?" ③ 举字母卡 "What sound?"。记在观察表角落。这样正式开场前就已经有了初步印象，课中 7 分钟是复核。</w:t>
+            </w:r>
+          </w:p>
+          <w:p>
+            <w:pPr>
+              <w:spacing w:after="20"/>
+            </w:pPr>
+            <w:r>
+              <w:rPr>
+                <w:sz w:val="19"/>
+              </w:rPr>
+              <w:t>报名时请家长在微信回答三题（1 分钟）：孩子上过英语课/外教课吗？大约多久？能不能说完整句子（如 I like apples）？认识字母的"声音"吗（如 b 发 /b/）？——三题都"是"的孩子基本是 B 版对象。</w:t>
+            </w:r>
+          </w:p>
+          <w:p>
+            <w:pPr>
+              <w:spacing w:after="20"/>
+            </w:pPr>
+            <w:r>
+              <w:rPr>
+                <w:sz w:val="19"/>
+              </w:rPr>
+              <w:t>观察表不给家长看，但课后 3 分钟可以引用："今天我观察到孩子能听懂没示范过的指令、能说出字母的声音，这说明他适合直接进 Level 1。"——家长会觉得分级是有依据的，而不是按年龄一刀切。</w:t>
             </w:r>
           </w:p>
         </w:tc>
@@ -2302,7 +3517,7 @@
           <w:color w:val="C0504D"/>
           <w:sz w:val="24"/>
         </w:rPr>
-        <w:t>② Mystery Bag：6 个玩具词（5–17 分钟）</w:t>
+        <w:t>② Mystery Bag：6 个玩具词（7–17 分钟）</w:t>
       </w:r>
     </w:p>
     <w:tbl>
@@ -2415,7 +3630,7 @@
                 <w:b w:val="0"/>
                 <w:sz w:val="17"/>
               </w:rPr>
-              <w:t>1. 悬念（1')</w:t>
+              <w:t>1. 悬念（0.5')</w:t>
             </w:r>
           </w:p>
         </w:tc>
@@ -2490,7 +3705,7 @@
                 <w:b w:val="0"/>
                 <w:sz w:val="17"/>
               </w:rPr>
-              <w:t>2. 每个词的固定四步（每词约 1.5'，共 6 词）</w:t>
+              <w:t>2. 每个词的固定四步（每词约 1.2'，共 6 词）</w:t>
             </w:r>
           </w:p>
         </w:tc>
@@ -2705,7 +3920,7 @@
                 <w:color w:val="8A5A00"/>
                 <w:sz w:val="17"/>
               </w:rPr>
-              <w:t>※ Missing Game 做 3 轮；第 3 轮藏 2 个。此时每个词已被每个孩子听过 ≥6 次、说过 ≥5 次</w:t>
+              <w:t>※ Missing Game 做 2 轮；第 2 轮藏 2 个（① 多用了 2 分钟，这里补回）。此时每个词已被每个孩子听过 ≥6 次、说过 ≥5 次</w:t>
             </w:r>
           </w:p>
         </w:tc>
@@ -2932,7 +4147,7 @@
                 <w:b w:val="0"/>
                 <w:sz w:val="17"/>
               </w:rPr>
-              <w:t>老师举球问 Bobo："Bobo, what is it?" Bobo："It's a ball."（夸张点头）换 3 个玩具重复。然后老师问全班："What is it?"（手势：双手摊开）</w:t>
+              <w:t>老师举球问 Momo："Momo, what is it?" Momo："It's a ball."（夸张点头）换 3 个玩具重复。然后老师问全班："What is it?"（手势：双手摊开）</w:t>
             </w:r>
           </w:p>
         </w:tc>
@@ -3044,7 +4259,7 @@
                 <w:color w:val="8A5A00"/>
                 <w:sz w:val="17"/>
               </w:rPr>
-              <w:t>※ 6–8 轮，确保每个孩子至少 1 次；答不出时 Bobo 先说一半 "It's a… t-t-…"</w:t>
+              <w:t>※ 6–8 轮，确保每个孩子至少 1 次；答不出时 Momo 先说一半 "It's a… t-t-…"</w:t>
             </w:r>
           </w:p>
         </w:tc>
@@ -4210,7 +5425,7 @@
                 <w:b w:val="0"/>
                 <w:sz w:val="17"/>
               </w:rPr>
-              <w:t>"Tonight, read Toys to Mommy and Daddy!"（示范读给 Bobo 听）</w:t>
+              <w:t>"Tonight, read Toys to Mommy and Daddy!"（示范读给 Momo 听）</w:t>
             </w:r>
           </w:p>
         </w:tc>
@@ -4738,7 +5953,7 @@
                 <w:b w:val="0"/>
                 <w:sz w:val="17"/>
               </w:rPr>
-              <w:t>Bobo 和每个孩子击掌："Goodbye, ___!" 孩子回 "Goodbye, Bobo!"</w:t>
+              <w:t>Momo 和每个孩子击掌："Goodbye, ___!" 孩子回 "Goodbye, Momo!"</w:t>
             </w:r>
           </w:p>
         </w:tc>
@@ -4756,7 +5971,7 @@
                 <w:b w:val="0"/>
                 <w:sz w:val="17"/>
               </w:rPr>
-              <w:t>Goodbye, Bobo!</w:t>
+              <w:t>Goodbye, Momo!</w:t>
             </w:r>
           </w:p>
         </w:tc>
